--- a/Documents/Firmware Requirement Specification.docx
+++ b/Documents/Firmware Requirement Specification.docx
@@ -1,19 +1,25 @@
 
 <file path=word/document.xml><?xml version="1.0" encoding="utf-8"?>
-<w:document xmlns:wpc="http://schemas.microsoft.com/office/word/2010/wordprocessingCanvas" xmlns:mc="http://schemas.openxmlformats.org/markup-compatibility/2006" xmlns:o="urn:schemas-microsoft-com:office:office" xmlns:r="http://schemas.openxmlformats.org/officeDocument/2006/relationships" xmlns:m="http://schemas.openxmlformats.org/officeDocument/2006/math" xmlns:v="urn:schemas-microsoft-com:vml" xmlns:wp14="http://schemas.microsoft.com/office/word/2010/wordprocessingDrawing" xmlns:wp="http://schemas.openxmlformats.org/drawingml/2006/wordprocessingDrawing" xmlns:w10="urn:schemas-microsoft-com:office:word" xmlns:w="http://schemas.openxmlformats.org/wordprocessingml/2006/main" xmlns:w14="http://schemas.microsoft.com/office/word/2010/wordml" xmlns:w15="http://schemas.microsoft.com/office/word/2012/wordml" xmlns:wpg="http://schemas.microsoft.com/office/word/2010/wordprocessingGroup" xmlns:wpi="http://schemas.microsoft.com/office/word/2010/wordprocessingInk" xmlns:wne="http://schemas.microsoft.com/office/word/2006/wordml" xmlns:wps="http://schemas.microsoft.com/office/word/2010/wordprocessingShape" mc:Ignorable="w14 w15 wp14">
+<w:document xmlns:wpc="http://schemas.microsoft.com/office/word/2010/wordprocessingCanvas" xmlns:cx="http://schemas.microsoft.com/office/drawing/2014/chartex" xmlns:cx1="http://schemas.microsoft.com/office/drawing/2015/9/8/chartex" xmlns:cx2="http://schemas.microsoft.com/office/drawing/2015/10/21/chartex" xmlns:cx3="http://schemas.microsoft.com/office/drawing/2016/5/9/chartex" xmlns:cx4="http://schemas.microsoft.com/office/drawing/2016/5/10/chartex" xmlns:cx5="http://schemas.microsoft.com/office/drawing/2016/5/11/chartex" xmlns:cx6="http://schemas.microsoft.com/office/drawing/2016/5/12/chartex" xmlns:cx7="http://schemas.microsoft.com/office/drawing/2016/5/13/chartex" xmlns:cx8="http://schemas.microsoft.com/office/drawing/2016/5/14/chartex" xmlns:mc="http://schemas.openxmlformats.org/markup-compatibility/2006" xmlns:aink="http://schemas.microsoft.com/office/drawing/2016/ink" xmlns:am3d="http://schemas.microsoft.com/office/drawing/2017/model3d" xmlns:o="urn:schemas-microsoft-com:office:office" xmlns:oel="http://schemas.microsoft.com/office/2019/extlst" xmlns:r="http://schemas.openxmlformats.org/officeDocument/2006/relationships" xmlns:m="http://schemas.openxmlformats.org/officeDocument/2006/math" xmlns:v="urn:schemas-microsoft-com:vml" xmlns:wp14="http://schemas.microsoft.com/office/word/2010/wordprocessingDrawing" xmlns:wp="http://schemas.openxmlformats.org/drawingml/2006/wordprocessingDrawing" xmlns:w10="urn:schemas-microsoft-com:office:word" xmlns:w="http://schemas.openxmlformats.org/wordprocessingml/2006/main" xmlns:w14="http://schemas.microsoft.com/office/word/2010/wordml" xmlns:w15="http://schemas.microsoft.com/office/word/2012/wordml" xmlns:w16cex="http://schemas.microsoft.com/office/word/2018/wordml/cex" xmlns:w16cid="http://schemas.microsoft.com/office/word/2016/wordml/cid" xmlns:w16="http://schemas.microsoft.com/office/word/2018/wordml" xmlns:w16sdtdh="http://schemas.microsoft.com/office/word/2020/wordml/sdtdatahash" xmlns:w16se="http://schemas.microsoft.com/office/word/2015/wordml/symex" xmlns:wpg="http://schemas.microsoft.com/office/word/2010/wordprocessingGroup" xmlns:wpi="http://schemas.microsoft.com/office/word/2010/wordprocessingInk" xmlns:wne="http://schemas.microsoft.com/office/word/2006/wordml" xmlns:wps="http://schemas.microsoft.com/office/word/2010/wordprocessingShape" mc:Ignorable="w14 w15 w16se w16cid w16 w16cex w16sdtdh wp14">
   <w:body>
     <w:p>
       <w:pPr>
         <w:jc w:val="center"/>
         <w:rPr>
-          <w:rFonts w:ascii="Calibri" w:hAnsi="Calibri"/>
-          <w:lang w:val="en-US"/>
-        </w:rPr>
-      </w:pPr>
-      <w:r>
-        <w:rPr>
-          <w:rFonts w:ascii="Calibri" w:hAnsi="Calibri"/>
-          <w:lang w:val="en-US"/>
+          <w:rFonts w:cstheme="minorHAnsi"/>
+          <w:b/>
+          <w:bCs/>
+          <w:sz w:val="32"/>
+          <w:szCs w:val="32"/>
+        </w:rPr>
+      </w:pPr>
+      <w:r>
+        <w:rPr>
+          <w:rFonts w:cstheme="minorHAnsi"/>
+          <w:b/>
+          <w:bCs/>
+          <w:sz w:val="32"/>
+          <w:szCs w:val="32"/>
         </w:rPr>
         <w:t>SMART MASJID</w:t>
       </w:r>
@@ -22,46 +28,653 @@
       <w:pPr>
         <w:jc w:val="center"/>
         <w:rPr>
-          <w:rFonts w:ascii="Calibri" w:hAnsi="Calibri"/>
-          <w:lang w:val="en-US"/>
-        </w:rPr>
-      </w:pPr>
-      <w:r>
-        <w:rPr>
-          <w:rFonts w:ascii="Calibri" w:hAnsi="Calibri"/>
-          <w:lang w:val="en-US"/>
+          <w:rFonts w:cstheme="minorHAnsi"/>
+          <w:b/>
+          <w:bCs/>
+          <w:sz w:val="28"/>
+          <w:szCs w:val="28"/>
+        </w:rPr>
+      </w:pPr>
+      <w:r>
+        <w:rPr>
+          <w:rFonts w:cstheme="minorHAnsi"/>
+          <w:b/>
+          <w:bCs/>
+          <w:sz w:val="28"/>
+          <w:szCs w:val="28"/>
         </w:rPr>
         <w:t xml:space="preserve">FIRMWARE </w:t>
       </w:r>
       <w:r>
         <w:rPr>
-          <w:rFonts w:ascii="Calibri" w:hAnsi="Calibri"/>
-          <w:lang w:val="en-US"/>
+          <w:rFonts w:cstheme="minorHAnsi"/>
+          <w:b/>
+          <w:bCs/>
+          <w:sz w:val="28"/>
+          <w:szCs w:val="28"/>
         </w:rPr>
         <w:t>REQUIREMENT SPECIFICATION</w:t>
       </w:r>
+      <w:r>
+        <w:rPr>
+          <w:rFonts w:cstheme="minorHAnsi"/>
+          <w:b/>
+          <w:bCs/>
+          <w:sz w:val="28"/>
+          <w:szCs w:val="28"/>
+        </w:rPr>
+        <w:t xml:space="preserve"> </w:t>
+      </w:r>
+      <w:r>
+        <w:rPr>
+          <w:rFonts w:cstheme="minorHAnsi"/>
+          <w:b/>
+          <w:bCs/>
+          <w:sz w:val="28"/>
+          <w:szCs w:val="28"/>
+        </w:rPr>
+        <w:t>(FRS)</w:t>
+      </w:r>
     </w:p>
     <w:p>
       <w:pPr>
         <w:jc w:val="center"/>
         <w:rPr>
-          <w:rFonts w:ascii="Calibri" w:hAnsi="Calibri"/>
-          <w:lang w:val="en-US"/>
-        </w:rPr>
-      </w:pPr>
-      <w:r>
-        <w:rPr>
-          <w:rFonts w:ascii="Calibri" w:hAnsi="Calibri"/>
-          <w:lang w:val="en-US"/>
-        </w:rPr>
-        <w:t>(FRS</w:t>
-      </w:r>
-      <w:bookmarkStart w:id="0" w:name="_GoBack"/>
-      <w:bookmarkEnd w:id="0"/>
-      <w:r>
-        <w:rPr>
-          <w:rFonts w:ascii="Calibri" w:hAnsi="Calibri"/>
-          <w:lang w:val="en-US"/>
+          <w:rFonts w:cstheme="minorHAnsi"/>
+          <w:b/>
+          <w:bCs/>
+          <w:sz w:val="28"/>
+          <w:szCs w:val="28"/>
+        </w:rPr>
+      </w:pPr>
+    </w:p>
+    <w:p>
+      <w:pPr>
+        <w:pStyle w:val="ListParagraph"/>
+        <w:numPr>
+          <w:ilvl w:val="0"/>
+          <w:numId w:val="3"/>
+        </w:numPr>
+        <w:spacing w:line="360" w:lineRule="auto"/>
+        <w:rPr>
+          <w:rFonts w:cstheme="minorHAnsi"/>
+        </w:rPr>
+      </w:pPr>
+      <w:r>
+        <w:rPr>
+          <w:rFonts w:cstheme="minorHAnsi"/>
+        </w:rPr>
+        <w:t>There will be</w:t>
+      </w:r>
+      <w:r>
+        <w:rPr>
+          <w:rFonts w:cstheme="minorHAnsi"/>
+        </w:rPr>
+        <w:t xml:space="preserve"> two</w:t>
+      </w:r>
+      <w:r>
+        <w:rPr>
+          <w:rFonts w:cstheme="minorHAnsi"/>
+        </w:rPr>
+        <w:t xml:space="preserve"> types of devices</w:t>
+      </w:r>
+      <w:r>
+        <w:rPr>
+          <w:rFonts w:cstheme="minorHAnsi"/>
+        </w:rPr>
+        <w:t>.</w:t>
+      </w:r>
+    </w:p>
+    <w:p>
+      <w:pPr>
+        <w:pStyle w:val="ListParagraph"/>
+        <w:numPr>
+          <w:ilvl w:val="0"/>
+          <w:numId w:val="4"/>
+        </w:numPr>
+        <w:spacing w:line="360" w:lineRule="auto"/>
+        <w:rPr>
+          <w:rFonts w:cstheme="minorHAnsi"/>
+        </w:rPr>
+      </w:pPr>
+      <w:r>
+        <w:rPr>
+          <w:rFonts w:cstheme="minorHAnsi"/>
+        </w:rPr>
+        <w:t>Button</w:t>
+      </w:r>
+    </w:p>
+    <w:p>
+      <w:pPr>
+        <w:pStyle w:val="ListParagraph"/>
+        <w:numPr>
+          <w:ilvl w:val="0"/>
+          <w:numId w:val="4"/>
+        </w:numPr>
+        <w:spacing w:line="360" w:lineRule="auto"/>
+        <w:rPr>
+          <w:rFonts w:cstheme="minorHAnsi"/>
+        </w:rPr>
+      </w:pPr>
+      <w:r>
+        <w:rPr>
+          <w:rFonts w:cstheme="minorHAnsi"/>
+        </w:rPr>
+        <w:t>Speaker</w:t>
+      </w:r>
+    </w:p>
+    <w:p>
+      <w:pPr>
+        <w:pStyle w:val="ListParagraph"/>
+        <w:numPr>
+          <w:ilvl w:val="0"/>
+          <w:numId w:val="3"/>
+        </w:numPr>
+        <w:spacing w:line="360" w:lineRule="auto"/>
+        <w:rPr>
+          <w:rFonts w:cstheme="minorHAnsi"/>
+        </w:rPr>
+      </w:pPr>
+      <w:r>
+        <w:rPr>
+          <w:rFonts w:cstheme="minorHAnsi"/>
+        </w:rPr>
+        <w:t xml:space="preserve">Upon </w:t>
+      </w:r>
+      <w:r>
+        <w:rPr>
+          <w:rFonts w:cstheme="minorHAnsi"/>
+        </w:rPr>
+        <w:t>first boot</w:t>
+      </w:r>
+      <w:r>
+        <w:rPr>
+          <w:rFonts w:cstheme="minorHAnsi"/>
+        </w:rPr>
+        <w:t xml:space="preserve"> </w:t>
+      </w:r>
+      <w:r>
+        <w:rPr>
+          <w:rFonts w:cstheme="minorHAnsi"/>
+        </w:rPr>
+        <w:t xml:space="preserve">up since the WIFI credentials </w:t>
+      </w:r>
+      <w:r>
+        <w:rPr>
+          <w:rFonts w:cstheme="minorHAnsi"/>
+        </w:rPr>
+        <w:t>are</w:t>
+      </w:r>
+      <w:r>
+        <w:rPr>
+          <w:rFonts w:cstheme="minorHAnsi"/>
+        </w:rPr>
+        <w:t xml:space="preserve"> not available, the device shall enable </w:t>
+      </w:r>
+      <w:r>
+        <w:rPr>
+          <w:rFonts w:cstheme="minorHAnsi"/>
+        </w:rPr>
+        <w:t xml:space="preserve">Bluetooth </w:t>
+      </w:r>
+      <w:r>
+        <w:rPr>
+          <w:rFonts w:cstheme="minorHAnsi"/>
+        </w:rPr>
+        <w:t xml:space="preserve">and go to a configuration state </w:t>
+      </w:r>
+      <w:r>
+        <w:rPr>
+          <w:rFonts w:cstheme="minorHAnsi"/>
+        </w:rPr>
+        <w:t>to acquire the following:</w:t>
+      </w:r>
+    </w:p>
+    <w:p>
+      <w:pPr>
+        <w:pStyle w:val="ListParagraph"/>
+        <w:numPr>
+          <w:ilvl w:val="1"/>
+          <w:numId w:val="3"/>
+        </w:numPr>
+        <w:spacing w:line="360" w:lineRule="auto"/>
+        <w:rPr>
+          <w:rFonts w:cstheme="minorHAnsi"/>
+        </w:rPr>
+      </w:pPr>
+      <w:r>
+        <w:rPr>
+          <w:rFonts w:cstheme="minorHAnsi"/>
+        </w:rPr>
+        <w:t xml:space="preserve">Credentials required for </w:t>
+      </w:r>
+      <w:r>
+        <w:rPr>
+          <w:rFonts w:cstheme="minorHAnsi"/>
+        </w:rPr>
+        <w:t>WIFI</w:t>
+      </w:r>
+      <w:r>
+        <w:rPr>
+          <w:rFonts w:cstheme="minorHAnsi"/>
+        </w:rPr>
+        <w:t xml:space="preserve"> Connection.</w:t>
+      </w:r>
+    </w:p>
+    <w:p>
+      <w:pPr>
+        <w:pStyle w:val="ListParagraph"/>
+        <w:numPr>
+          <w:ilvl w:val="1"/>
+          <w:numId w:val="3"/>
+        </w:numPr>
+        <w:spacing w:line="360" w:lineRule="auto"/>
+        <w:rPr>
+          <w:rFonts w:cstheme="minorHAnsi"/>
+        </w:rPr>
+      </w:pPr>
+      <w:r>
+        <w:rPr>
+          <w:rFonts w:cstheme="minorHAnsi"/>
+        </w:rPr>
+        <w:t>An ID named Masjid ID.</w:t>
+      </w:r>
+      <w:r>
+        <w:rPr>
+          <w:rFonts w:cstheme="minorHAnsi"/>
+        </w:rPr>
+        <w:t xml:space="preserve"> (For Butt</w:t>
+      </w:r>
+      <w:r>
+        <w:rPr>
+          <w:rFonts w:cstheme="minorHAnsi"/>
+        </w:rPr>
+        <w:t>on Only)</w:t>
+      </w:r>
+    </w:p>
+    <w:p>
+      <w:pPr>
+        <w:spacing w:line="360" w:lineRule="auto"/>
+        <w:ind w:left="720"/>
+        <w:rPr>
+          <w:rFonts w:cstheme="minorHAnsi"/>
+        </w:rPr>
+      </w:pPr>
+      <w:r>
+        <w:rPr>
+          <w:rFonts w:cstheme="minorHAnsi"/>
+        </w:rPr>
+        <w:t>And store them in ROM.</w:t>
+      </w:r>
+    </w:p>
+    <w:p>
+      <w:pPr>
+        <w:pStyle w:val="ListParagraph"/>
+        <w:numPr>
+          <w:ilvl w:val="0"/>
+          <w:numId w:val="3"/>
+        </w:numPr>
+        <w:spacing w:line="360" w:lineRule="auto"/>
+        <w:rPr>
+          <w:rFonts w:cstheme="minorHAnsi"/>
+        </w:rPr>
+      </w:pPr>
+      <w:r>
+        <w:rPr>
+          <w:rFonts w:cstheme="minorHAnsi"/>
+        </w:rPr>
+        <w:t xml:space="preserve">The device shall acquire </w:t>
+      </w:r>
+      <w:r>
+        <w:rPr>
+          <w:rFonts w:cstheme="minorHAnsi"/>
+        </w:rPr>
+        <w:t xml:space="preserve">an </w:t>
+      </w:r>
+      <w:r>
+        <w:rPr>
+          <w:rFonts w:cstheme="minorHAnsi"/>
+        </w:rPr>
+        <w:t xml:space="preserve">IP address from </w:t>
+      </w:r>
+      <w:r>
+        <w:rPr>
+          <w:rFonts w:cstheme="minorHAnsi"/>
+        </w:rPr>
+        <w:t xml:space="preserve">a </w:t>
+      </w:r>
+      <w:r>
+        <w:rPr>
+          <w:rFonts w:cstheme="minorHAnsi"/>
+        </w:rPr>
+        <w:t>WIFI</w:t>
+      </w:r>
+      <w:r>
+        <w:rPr>
+          <w:rFonts w:cstheme="minorHAnsi"/>
+        </w:rPr>
+        <w:t xml:space="preserve"> router using </w:t>
+      </w:r>
+      <w:r>
+        <w:rPr>
+          <w:rFonts w:cstheme="minorHAnsi"/>
+        </w:rPr>
+        <w:t xml:space="preserve">the </w:t>
+      </w:r>
+      <w:r>
+        <w:rPr>
+          <w:rFonts w:cstheme="minorHAnsi"/>
+        </w:rPr>
+        <w:t>DHCP protocol.</w:t>
+      </w:r>
+    </w:p>
+    <w:p>
+      <w:pPr>
+        <w:pStyle w:val="ListParagraph"/>
+        <w:numPr>
+          <w:ilvl w:val="0"/>
+          <w:numId w:val="3"/>
+        </w:numPr>
+        <w:spacing w:line="360" w:lineRule="auto"/>
+        <w:rPr>
+          <w:rFonts w:cstheme="minorHAnsi"/>
+        </w:rPr>
+      </w:pPr>
+      <w:r>
+        <w:rPr>
+          <w:rFonts w:cstheme="minorHAnsi"/>
+        </w:rPr>
+        <w:t xml:space="preserve">Upon turning on, if the device </w:t>
+      </w:r>
+      <w:r>
+        <w:rPr>
+          <w:rFonts w:cstheme="minorHAnsi"/>
+        </w:rPr>
+        <w:t>acquires</w:t>
+      </w:r>
+      <w:r>
+        <w:rPr>
+          <w:rFonts w:cstheme="minorHAnsi"/>
+        </w:rPr>
+        <w:t xml:space="preserve"> </w:t>
+      </w:r>
+      <w:r>
+        <w:rPr>
+          <w:rFonts w:cstheme="minorHAnsi"/>
+        </w:rPr>
+        <w:t>WIFI</w:t>
+      </w:r>
+      <w:r>
+        <w:rPr>
+          <w:rFonts w:cstheme="minorHAnsi"/>
+        </w:rPr>
+        <w:t xml:space="preserve"> credentials from the stored data</w:t>
+      </w:r>
+      <w:r>
+        <w:rPr>
+          <w:rFonts w:cstheme="minorHAnsi"/>
+        </w:rPr>
+        <w:t>, it shall connect to the WIFI router using DHCP protocol,</w:t>
+      </w:r>
+      <w:r>
+        <w:rPr>
+          <w:rFonts w:cstheme="minorHAnsi"/>
+        </w:rPr>
+        <w:t xml:space="preserve"> keeping the Bluetooth disabled.</w:t>
+      </w:r>
+    </w:p>
+    <w:p>
+      <w:pPr>
+        <w:pStyle w:val="ListParagraph"/>
+        <w:numPr>
+          <w:ilvl w:val="0"/>
+          <w:numId w:val="3"/>
+        </w:numPr>
+        <w:spacing w:line="360" w:lineRule="auto"/>
+        <w:rPr>
+          <w:rFonts w:cstheme="minorHAnsi"/>
+        </w:rPr>
+      </w:pPr>
+      <w:r>
+        <w:rPr>
+          <w:rFonts w:cstheme="minorHAnsi"/>
+        </w:rPr>
+        <w:t>In case</w:t>
+      </w:r>
+      <w:r>
+        <w:rPr>
+          <w:rFonts w:cstheme="minorHAnsi"/>
+        </w:rPr>
+        <w:t xml:space="preserve"> of</w:t>
+      </w:r>
+      <w:r>
+        <w:rPr>
+          <w:rFonts w:cstheme="minorHAnsi"/>
+        </w:rPr>
+        <w:t xml:space="preserve"> failure occurs in making </w:t>
+      </w:r>
+      <w:r>
+        <w:rPr>
+          <w:rFonts w:cstheme="minorHAnsi"/>
+        </w:rPr>
+        <w:t xml:space="preserve">a </w:t>
+      </w:r>
+      <w:r>
+        <w:rPr>
+          <w:rFonts w:cstheme="minorHAnsi"/>
+        </w:rPr>
+        <w:t xml:space="preserve">connection with </w:t>
+      </w:r>
+      <w:r>
+        <w:rPr>
+          <w:rFonts w:cstheme="minorHAnsi"/>
+        </w:rPr>
+        <w:t xml:space="preserve">the </w:t>
+      </w:r>
+      <w:r>
+        <w:rPr>
+          <w:rFonts w:cstheme="minorHAnsi"/>
+        </w:rPr>
+        <w:t>WIFI</w:t>
+      </w:r>
+      <w:r>
+        <w:rPr>
+          <w:rFonts w:cstheme="minorHAnsi"/>
+        </w:rPr>
+        <w:t xml:space="preserve"> Router</w:t>
+      </w:r>
+      <w:r>
+        <w:rPr>
+          <w:rFonts w:cstheme="minorHAnsi"/>
+        </w:rPr>
+        <w:t xml:space="preserve"> due to any unknown reasons then the device</w:t>
+      </w:r>
+      <w:r>
+        <w:rPr>
+          <w:rFonts w:cstheme="minorHAnsi"/>
+        </w:rPr>
+        <w:t xml:space="preserve"> shall simply enable the Bluetooth and go to a configuration state.</w:t>
+      </w:r>
+    </w:p>
+    <w:p>
+      <w:pPr>
+        <w:pStyle w:val="ListParagraph"/>
+        <w:numPr>
+          <w:ilvl w:val="0"/>
+          <w:numId w:val="3"/>
+        </w:numPr>
+        <w:spacing w:line="360" w:lineRule="auto"/>
+        <w:rPr>
+          <w:rFonts w:cstheme="minorHAnsi"/>
+        </w:rPr>
+      </w:pPr>
+      <w:r>
+        <w:rPr>
+          <w:rFonts w:cstheme="minorHAnsi"/>
+        </w:rPr>
+        <w:t>Upon getting the IP address</w:t>
+      </w:r>
+      <w:r>
+        <w:rPr>
+          <w:rFonts w:cstheme="minorHAnsi"/>
+        </w:rPr>
+        <w:t xml:space="preserve"> the device shall transmit the </w:t>
+      </w:r>
+      <w:r>
+        <w:rPr>
+          <w:rFonts w:cstheme="minorHAnsi"/>
+        </w:rPr>
+        <w:t>telemetry of the device which includes</w:t>
+      </w:r>
+      <w:r>
+        <w:rPr>
+          <w:rFonts w:cstheme="minorHAnsi"/>
+        </w:rPr>
+        <w:t>:</w:t>
+      </w:r>
+    </w:p>
+    <w:p>
+      <w:pPr>
+        <w:pStyle w:val="ListParagraph"/>
+        <w:numPr>
+          <w:ilvl w:val="1"/>
+          <w:numId w:val="3"/>
+        </w:numPr>
+        <w:spacing w:line="360" w:lineRule="auto"/>
+        <w:rPr>
+          <w:rFonts w:cstheme="minorHAnsi"/>
+        </w:rPr>
+      </w:pPr>
+      <w:r>
+        <w:rPr>
+          <w:rFonts w:cstheme="minorHAnsi"/>
+        </w:rPr>
+        <w:t>Battery health</w:t>
+      </w:r>
+    </w:p>
+    <w:p>
+      <w:pPr>
+        <w:pStyle w:val="ListParagraph"/>
+        <w:numPr>
+          <w:ilvl w:val="1"/>
+          <w:numId w:val="3"/>
+        </w:numPr>
+        <w:spacing w:line="360" w:lineRule="auto"/>
+        <w:rPr>
+          <w:rFonts w:cstheme="minorHAnsi"/>
+        </w:rPr>
+      </w:pPr>
+      <w:r>
+        <w:rPr>
+          <w:rFonts w:cstheme="minorHAnsi"/>
+        </w:rPr>
+        <w:t>MAC address</w:t>
+      </w:r>
+    </w:p>
+    <w:p>
+      <w:pPr>
+        <w:pStyle w:val="ListParagraph"/>
+        <w:numPr>
+          <w:ilvl w:val="0"/>
+          <w:numId w:val="3"/>
+        </w:numPr>
+        <w:spacing w:line="360" w:lineRule="auto"/>
+        <w:rPr>
+          <w:rFonts w:cstheme="minorHAnsi"/>
+        </w:rPr>
+      </w:pPr>
+      <w:r>
+        <w:rPr>
+          <w:rFonts w:cstheme="minorHAnsi"/>
+        </w:rPr>
+        <w:t>The device shall keep t</w:t>
+      </w:r>
+      <w:r>
+        <w:rPr>
+          <w:rFonts w:cstheme="minorHAnsi"/>
+        </w:rPr>
+        <w:t>rying to send the telemetry a given number of times if the request is unsuccessful</w:t>
+      </w:r>
+      <w:r>
+        <w:rPr>
+          <w:rFonts w:cstheme="minorHAnsi"/>
+        </w:rPr>
+        <w:t>.</w:t>
+      </w:r>
+    </w:p>
+    <w:p>
+      <w:pPr>
+        <w:pStyle w:val="ListParagraph"/>
+        <w:numPr>
+          <w:ilvl w:val="0"/>
+          <w:numId w:val="3"/>
+        </w:numPr>
+        <w:spacing w:line="360" w:lineRule="auto"/>
+        <w:rPr>
+          <w:rFonts w:eastAsia="Times New Roman" w:cstheme="minorHAnsi"/>
+          <w:color w:val="1F2328"/>
+          <w:sz w:val="21"/>
+          <w:szCs w:val="21"/>
+        </w:rPr>
+      </w:pPr>
+      <w:r>
+        <w:rPr>
+          <w:rFonts w:cstheme="minorHAnsi"/>
+        </w:rPr>
+        <w:t>The device shall then connect to the MQTT broker and subscribe to the following topics.</w:t>
+      </w:r>
+    </w:p>
+    <w:p>
+      <w:pPr>
+        <w:pStyle w:val="ListParagraph"/>
+        <w:numPr>
+          <w:ilvl w:val="1"/>
+          <w:numId w:val="3"/>
+        </w:numPr>
+        <w:spacing w:line="360" w:lineRule="auto"/>
+        <w:rPr>
+          <w:rFonts w:eastAsia="Times New Roman" w:cstheme="minorHAnsi"/>
+          <w:color w:val="1F2328"/>
+          <w:sz w:val="21"/>
+          <w:szCs w:val="21"/>
+        </w:rPr>
+      </w:pPr>
+      <w:r>
+        <w:rPr>
+          <w:rFonts w:cstheme="minorHAnsi"/>
+        </w:rPr>
+        <w:t>Subscribe (</w:t>
+      </w:r>
+      <w:r>
+        <w:rPr>
+          <w:rFonts w:eastAsia="Times New Roman" w:cstheme="minorHAnsi"/>
+          <w:color w:val="1F2328"/>
+          <w:sz w:val="21"/>
+          <w:szCs w:val="21"/>
+        </w:rPr>
+        <w:t xml:space="preserve">For </w:t>
+      </w:r>
+      <w:r>
+        <w:rPr>
+          <w:rFonts w:eastAsia="Times New Roman" w:cstheme="minorHAnsi"/>
+          <w:color w:val="1F2328"/>
+          <w:sz w:val="21"/>
+          <w:szCs w:val="21"/>
+        </w:rPr>
+        <w:t>Speaker</w:t>
+      </w:r>
+      <w:r>
+        <w:rPr>
+          <w:rFonts w:eastAsia="Times New Roman" w:cstheme="minorHAnsi"/>
+          <w:color w:val="1F2328"/>
+          <w:sz w:val="21"/>
+          <w:szCs w:val="21"/>
+        </w:rPr>
+        <w:t xml:space="preserve"> Only</w:t>
+      </w:r>
+      <w:r>
+        <w:rPr>
+          <w:rFonts w:cstheme="minorHAnsi"/>
         </w:rPr>
         <w:t>)</w:t>
       </w:r>
@@ -70,173 +683,398 @@
       <w:pPr>
         <w:pStyle w:val="ListParagraph"/>
         <w:numPr>
+          <w:ilvl w:val="1"/>
+          <w:numId w:val="3"/>
+        </w:numPr>
+        <w:spacing w:line="360" w:lineRule="auto"/>
+        <w:rPr>
+          <w:rFonts w:eastAsia="Times New Roman" w:cstheme="minorHAnsi"/>
+          <w:color w:val="1F2328"/>
+          <w:sz w:val="21"/>
+          <w:szCs w:val="21"/>
+        </w:rPr>
+      </w:pPr>
+      <w:r>
+        <w:rPr>
+          <w:rFonts w:cstheme="minorHAnsi"/>
+        </w:rPr>
+        <w:t xml:space="preserve">Unsubscribe </w:t>
+      </w:r>
+      <w:r>
+        <w:rPr>
+          <w:rFonts w:cstheme="minorHAnsi"/>
+        </w:rPr>
+        <w:t>(</w:t>
+      </w:r>
+      <w:r>
+        <w:rPr>
+          <w:rFonts w:eastAsia="Times New Roman" w:cstheme="minorHAnsi"/>
+          <w:color w:val="1F2328"/>
+          <w:sz w:val="21"/>
+          <w:szCs w:val="21"/>
+        </w:rPr>
+        <w:t>For Speaker Only</w:t>
+      </w:r>
+      <w:r>
+        <w:rPr>
+          <w:rFonts w:cstheme="minorHAnsi"/>
+        </w:rPr>
+        <w:t>)</w:t>
+      </w:r>
+    </w:p>
+    <w:p>
+      <w:pPr>
+        <w:pStyle w:val="ListParagraph"/>
+        <w:numPr>
+          <w:ilvl w:val="1"/>
+          <w:numId w:val="3"/>
+        </w:numPr>
+        <w:spacing w:line="360" w:lineRule="auto"/>
+        <w:rPr>
+          <w:rFonts w:eastAsia="Times New Roman" w:cstheme="minorHAnsi"/>
+          <w:color w:val="1F2328"/>
+          <w:sz w:val="21"/>
+          <w:szCs w:val="21"/>
+        </w:rPr>
+      </w:pPr>
+      <w:r>
+        <w:rPr>
+          <w:rFonts w:cstheme="minorHAnsi"/>
+        </w:rPr>
+        <w:t>WIFI</w:t>
+      </w:r>
+    </w:p>
+    <w:p>
+      <w:pPr>
+        <w:pStyle w:val="ListParagraph"/>
+        <w:numPr>
+          <w:ilvl w:val="1"/>
+          <w:numId w:val="3"/>
+        </w:numPr>
+        <w:spacing w:line="360" w:lineRule="auto"/>
+        <w:rPr>
+          <w:rFonts w:eastAsia="Times New Roman" w:cstheme="minorHAnsi"/>
+          <w:color w:val="1F2328"/>
+          <w:sz w:val="21"/>
+          <w:szCs w:val="21"/>
+        </w:rPr>
+      </w:pPr>
+      <w:r>
+        <w:rPr>
+          <w:rFonts w:cstheme="minorHAnsi"/>
+        </w:rPr>
+        <w:t>Reset</w:t>
+      </w:r>
+    </w:p>
+    <w:p>
+      <w:pPr>
+        <w:pStyle w:val="ListParagraph"/>
+        <w:numPr>
           <w:ilvl w:val="0"/>
-          <w:numId w:val="1"/>
-        </w:numPr>
-        <w:rPr>
-          <w:rFonts w:ascii="Calibri" w:hAnsi="Calibri"/>
-          <w:lang w:val="en-US"/>
-        </w:rPr>
-      </w:pPr>
-      <w:r>
-        <w:rPr>
-          <w:rFonts w:ascii="Calibri" w:hAnsi="Calibri"/>
-          <w:lang w:val="en-US"/>
-        </w:rPr>
-        <w:t xml:space="preserve">Upon </w:t>
-      </w:r>
-      <w:r>
-        <w:rPr>
-          <w:rFonts w:ascii="Calibri" w:hAnsi="Calibri"/>
-          <w:lang w:val="en-US"/>
-        </w:rPr>
-        <w:t>first boot</w:t>
-      </w:r>
-      <w:r>
-        <w:rPr>
-          <w:rFonts w:ascii="Calibri" w:hAnsi="Calibri"/>
-          <w:lang w:val="en-US"/>
+          <w:numId w:val="3"/>
+        </w:numPr>
+        <w:spacing w:line="360" w:lineRule="auto"/>
+        <w:rPr>
+          <w:rFonts w:eastAsia="Times New Roman" w:cstheme="minorHAnsi"/>
+          <w:color w:val="1F2328"/>
+          <w:sz w:val="21"/>
+          <w:szCs w:val="21"/>
+        </w:rPr>
+      </w:pPr>
+      <w:r>
+        <w:rPr>
+          <w:rFonts w:eastAsia="Times New Roman" w:cstheme="minorHAnsi"/>
+          <w:color w:val="1F2328"/>
+          <w:sz w:val="21"/>
+          <w:szCs w:val="21"/>
+        </w:rPr>
+        <w:t>The device shall then subscribe to the topics stored in ROM. (</w:t>
+      </w:r>
+      <w:r>
+        <w:rPr>
+          <w:rFonts w:eastAsia="Times New Roman" w:cstheme="minorHAnsi"/>
+          <w:color w:val="1F2328"/>
+          <w:sz w:val="21"/>
+          <w:szCs w:val="21"/>
+        </w:rPr>
+        <w:t>For Button Only</w:t>
+      </w:r>
+      <w:r>
+        <w:rPr>
+          <w:rFonts w:eastAsia="Times New Roman" w:cstheme="minorHAnsi"/>
+          <w:color w:val="1F2328"/>
+          <w:sz w:val="21"/>
+          <w:szCs w:val="21"/>
+        </w:rPr>
+        <w:t>)</w:t>
+      </w:r>
+    </w:p>
+    <w:p>
+      <w:pPr>
+        <w:pStyle w:val="ListParagraph"/>
+        <w:numPr>
+          <w:ilvl w:val="0"/>
+          <w:numId w:val="3"/>
+        </w:numPr>
+        <w:spacing w:line="360" w:lineRule="auto"/>
+        <w:rPr>
+          <w:rFonts w:eastAsia="Times New Roman" w:cstheme="minorHAnsi"/>
+          <w:color w:val="1F2328"/>
+          <w:sz w:val="21"/>
+          <w:szCs w:val="21"/>
+        </w:rPr>
+      </w:pPr>
+      <w:r>
+        <w:rPr>
+          <w:rFonts w:eastAsia="Times New Roman" w:cstheme="minorHAnsi"/>
+          <w:color w:val="1F2328"/>
+          <w:sz w:val="21"/>
+          <w:szCs w:val="21"/>
+        </w:rPr>
+        <w:t xml:space="preserve">The device shall send an HTTP POST request to initiate the adhan </w:t>
+      </w:r>
+      <w:r>
+        <w:rPr>
+          <w:rFonts w:eastAsia="Times New Roman" w:cstheme="minorHAnsi"/>
+          <w:color w:val="1F2328"/>
+          <w:sz w:val="21"/>
+          <w:szCs w:val="21"/>
+        </w:rPr>
+        <w:t xml:space="preserve">streaming </w:t>
+      </w:r>
+      <w:r>
+        <w:rPr>
+          <w:rFonts w:eastAsia="Times New Roman" w:cstheme="minorHAnsi"/>
+          <w:color w:val="1F2328"/>
+          <w:sz w:val="21"/>
+          <w:szCs w:val="21"/>
+        </w:rPr>
+        <w:t>when the button is pressed.</w:t>
+      </w:r>
+      <w:r>
+        <w:rPr>
+          <w:rFonts w:eastAsia="Times New Roman" w:cstheme="minorHAnsi"/>
+          <w:color w:val="1F2328"/>
+          <w:sz w:val="21"/>
+          <w:szCs w:val="21"/>
+        </w:rPr>
+        <w:t xml:space="preserve"> (</w:t>
+      </w:r>
+      <w:r>
+        <w:rPr>
+          <w:rFonts w:eastAsia="Times New Roman" w:cstheme="minorHAnsi"/>
+          <w:color w:val="1F2328"/>
+          <w:sz w:val="21"/>
+          <w:szCs w:val="21"/>
+        </w:rPr>
+        <w:t>For Button Only</w:t>
+      </w:r>
+      <w:r>
+        <w:rPr>
+          <w:rFonts w:eastAsia="Times New Roman" w:cstheme="minorHAnsi"/>
+          <w:color w:val="1F2328"/>
+          <w:sz w:val="21"/>
+          <w:szCs w:val="21"/>
+        </w:rPr>
+        <w:t>)</w:t>
+      </w:r>
+    </w:p>
+    <w:p>
+      <w:pPr>
+        <w:pStyle w:val="ListParagraph"/>
+        <w:numPr>
+          <w:ilvl w:val="0"/>
+          <w:numId w:val="3"/>
+        </w:numPr>
+        <w:spacing w:line="360" w:lineRule="auto"/>
+        <w:rPr>
+          <w:rFonts w:eastAsia="Times New Roman" w:cstheme="minorHAnsi"/>
+          <w:color w:val="1F2328"/>
+          <w:sz w:val="21"/>
+          <w:szCs w:val="21"/>
+        </w:rPr>
+      </w:pPr>
+      <w:r>
+        <w:rPr>
+          <w:rFonts w:eastAsia="Times New Roman" w:cstheme="minorHAnsi"/>
+          <w:color w:val="1F2328"/>
+          <w:sz w:val="21"/>
+          <w:szCs w:val="21"/>
+        </w:rPr>
+        <w:t xml:space="preserve">The device shall send an HTTP POST request to </w:t>
+      </w:r>
+      <w:r>
+        <w:rPr>
+          <w:rFonts w:eastAsia="Times New Roman" w:cstheme="minorHAnsi"/>
+          <w:color w:val="1F2328"/>
+          <w:sz w:val="21"/>
+          <w:szCs w:val="21"/>
+        </w:rPr>
+        <w:t>stop</w:t>
+      </w:r>
+      <w:r>
+        <w:rPr>
+          <w:rFonts w:eastAsia="Times New Roman" w:cstheme="minorHAnsi"/>
+          <w:color w:val="1F2328"/>
+          <w:sz w:val="21"/>
+          <w:szCs w:val="21"/>
+        </w:rPr>
+        <w:t xml:space="preserve"> the adha</w:t>
+      </w:r>
+      <w:r>
+        <w:rPr>
+          <w:rFonts w:eastAsia="Times New Roman" w:cstheme="minorHAnsi"/>
+          <w:color w:val="1F2328"/>
+          <w:sz w:val="21"/>
+          <w:szCs w:val="21"/>
+        </w:rPr>
+        <w:t>n</w:t>
+      </w:r>
+      <w:r>
+        <w:rPr>
+          <w:rFonts w:eastAsia="Times New Roman" w:cstheme="minorHAnsi"/>
+          <w:color w:val="1F2328"/>
+          <w:sz w:val="21"/>
+          <w:szCs w:val="21"/>
+        </w:rPr>
+        <w:t xml:space="preserve"> if the button is pressed and the adhan is </w:t>
+      </w:r>
+      <w:r>
+        <w:rPr>
+          <w:rFonts w:eastAsia="Times New Roman" w:cstheme="minorHAnsi"/>
+          <w:color w:val="1F2328"/>
+          <w:sz w:val="21"/>
+          <w:szCs w:val="21"/>
+        </w:rPr>
+        <w:t>streaming</w:t>
+      </w:r>
+      <w:r>
+        <w:rPr>
+          <w:rFonts w:eastAsia="Times New Roman" w:cstheme="minorHAnsi"/>
+          <w:color w:val="1F2328"/>
+          <w:sz w:val="21"/>
+          <w:szCs w:val="21"/>
+        </w:rPr>
+        <w:t>.</w:t>
+      </w:r>
+      <w:r>
+        <w:rPr>
+          <w:rFonts w:eastAsia="Times New Roman" w:cstheme="minorHAnsi"/>
+          <w:color w:val="1F2328"/>
+          <w:sz w:val="21"/>
+          <w:szCs w:val="21"/>
         </w:rPr>
         <w:t xml:space="preserve"> </w:t>
       </w:r>
       <w:r>
         <w:rPr>
-          <w:rFonts w:ascii="Calibri" w:hAnsi="Calibri"/>
-          <w:lang w:val="en-US"/>
-        </w:rPr>
-        <w:t xml:space="preserve">up since the WIFI credentials </w:t>
-      </w:r>
-      <w:r>
-        <w:rPr>
-          <w:rFonts w:ascii="Calibri" w:hAnsi="Calibri"/>
-          <w:lang w:val="en-US"/>
-        </w:rPr>
-        <w:t>are</w:t>
-      </w:r>
-      <w:r>
-        <w:rPr>
-          <w:rFonts w:ascii="Calibri" w:hAnsi="Calibri"/>
-          <w:lang w:val="en-US"/>
-        </w:rPr>
-        <w:t xml:space="preserve"> not available, the device shall enable </w:t>
-      </w:r>
-      <w:r>
-        <w:rPr>
-          <w:rFonts w:ascii="Calibri" w:hAnsi="Calibri"/>
-          <w:lang w:val="en-US"/>
-        </w:rPr>
-        <w:t xml:space="preserve">Bluetooth </w:t>
-      </w:r>
-      <w:r>
-        <w:rPr>
-          <w:rFonts w:ascii="Calibri" w:hAnsi="Calibri"/>
-          <w:lang w:val="en-US"/>
-        </w:rPr>
-        <w:t xml:space="preserve">and go to a configuration state </w:t>
-      </w:r>
-      <w:r>
-        <w:rPr>
-          <w:rFonts w:ascii="Calibri" w:hAnsi="Calibri"/>
-          <w:lang w:val="en-US"/>
-        </w:rPr>
-        <w:t>to acquire the following:</w:t>
-      </w:r>
-    </w:p>
-    <w:p>
-      <w:pPr>
-        <w:pStyle w:val="ListParagraph"/>
-        <w:numPr>
-          <w:ilvl w:val="1"/>
-          <w:numId w:val="1"/>
-        </w:numPr>
-        <w:rPr>
-          <w:rFonts w:ascii="Calibri" w:hAnsi="Calibri"/>
-          <w:lang w:val="en-US"/>
-        </w:rPr>
-      </w:pPr>
-      <w:r>
-        <w:rPr>
-          <w:rFonts w:ascii="Calibri" w:hAnsi="Calibri"/>
-          <w:lang w:val="en-US"/>
-        </w:rPr>
-        <w:t xml:space="preserve">Credentials required for </w:t>
-      </w:r>
-      <w:r>
-        <w:rPr>
-          <w:rFonts w:ascii="Calibri" w:hAnsi="Calibri"/>
-          <w:lang w:val="en-US"/>
-        </w:rPr>
-        <w:t>WIFI</w:t>
-      </w:r>
-      <w:r>
-        <w:rPr>
-          <w:rFonts w:ascii="Calibri" w:hAnsi="Calibri"/>
-          <w:lang w:val="en-US"/>
-        </w:rPr>
-        <w:t xml:space="preserve"> Connection.</w:t>
-      </w:r>
-    </w:p>
-    <w:p>
-      <w:pPr>
-        <w:pStyle w:val="ListParagraph"/>
-        <w:numPr>
-          <w:ilvl w:val="1"/>
-          <w:numId w:val="1"/>
-        </w:numPr>
-        <w:rPr>
-          <w:rFonts w:ascii="Calibri" w:hAnsi="Calibri"/>
-          <w:lang w:val="en-US"/>
-        </w:rPr>
-      </w:pPr>
-      <w:proofErr w:type="gramStart"/>
-      <w:r>
-        <w:rPr>
-          <w:rFonts w:ascii="Calibri" w:hAnsi="Calibri"/>
-          <w:lang w:val="en-US"/>
-        </w:rPr>
-        <w:t>An  ID</w:t>
-      </w:r>
-      <w:proofErr w:type="gramEnd"/>
-      <w:r>
-        <w:rPr>
-          <w:rFonts w:ascii="Calibri" w:hAnsi="Calibri"/>
-          <w:lang w:val="en-US"/>
-        </w:rPr>
-        <w:t xml:space="preserve"> named Masjid ID.</w:t>
-      </w:r>
+          <w:rFonts w:eastAsia="Times New Roman" w:cstheme="minorHAnsi"/>
+          <w:color w:val="1F2328"/>
+          <w:sz w:val="21"/>
+          <w:szCs w:val="21"/>
+        </w:rPr>
+        <w:t>(</w:t>
+      </w:r>
+      <w:r>
+        <w:rPr>
+          <w:rFonts w:eastAsia="Times New Roman" w:cstheme="minorHAnsi"/>
+          <w:color w:val="1F2328"/>
+          <w:sz w:val="21"/>
+          <w:szCs w:val="21"/>
+        </w:rPr>
+        <w:t>For Button Only</w:t>
+      </w:r>
+      <w:r>
+        <w:rPr>
+          <w:rFonts w:eastAsia="Times New Roman" w:cstheme="minorHAnsi"/>
+          <w:color w:val="1F2328"/>
+          <w:sz w:val="21"/>
+          <w:szCs w:val="21"/>
+        </w:rPr>
+        <w:t>)</w:t>
+      </w:r>
+    </w:p>
+    <w:p>
+      <w:pPr>
+        <w:pStyle w:val="ListParagraph"/>
+        <w:spacing w:line="360" w:lineRule="auto"/>
+        <w:rPr>
+          <w:rFonts w:eastAsia="Times New Roman" w:cstheme="minorHAnsi"/>
+          <w:color w:val="1F2328"/>
+          <w:sz w:val="21"/>
+          <w:szCs w:val="21"/>
+        </w:rPr>
+      </w:pPr>
     </w:p>
     <w:p>
       <w:pPr>
         <w:pStyle w:val="ListParagraph"/>
         <w:numPr>
           <w:ilvl w:val="0"/>
-          <w:numId w:val="1"/>
-        </w:numPr>
-        <w:rPr>
-          <w:rFonts w:ascii="Calibri" w:hAnsi="Calibri"/>
-          <w:lang w:val="en-US"/>
-        </w:rPr>
-      </w:pPr>
-      <w:r>
-        <w:rPr>
-          <w:rFonts w:ascii="Calibri" w:hAnsi="Calibri"/>
-          <w:lang w:val="en-US"/>
-        </w:rPr>
-        <w:t xml:space="preserve">The device shall acquire IP address from </w:t>
-      </w:r>
-      <w:r>
-        <w:rPr>
-          <w:rFonts w:ascii="Calibri" w:hAnsi="Calibri"/>
-          <w:lang w:val="en-US"/>
-        </w:rPr>
-        <w:t>WIFI</w:t>
-      </w:r>
-      <w:r>
-        <w:rPr>
-          <w:rFonts w:ascii="Calibri" w:hAnsi="Calibri"/>
-          <w:lang w:val="en-US"/>
-        </w:rPr>
-        <w:t xml:space="preserve"> router using DHCP protocol.</w:t>
+          <w:numId w:val="3"/>
+        </w:numPr>
+        <w:spacing w:line="360" w:lineRule="auto"/>
+        <w:rPr>
+          <w:rFonts w:eastAsia="Times New Roman" w:cstheme="minorHAnsi"/>
+          <w:color w:val="1F2328"/>
+          <w:sz w:val="21"/>
+          <w:szCs w:val="21"/>
+        </w:rPr>
+      </w:pPr>
+      <w:r>
+        <w:rPr>
+          <w:rFonts w:eastAsia="Times New Roman" w:cstheme="minorHAnsi"/>
+          <w:color w:val="1F2328"/>
+          <w:sz w:val="21"/>
+          <w:szCs w:val="21"/>
+        </w:rPr>
+        <w:lastRenderedPageBreak/>
+        <w:t>If the button is not pressed within 5 minutes of the adhan initiation, the device shall stop the adhan by sending an HTTP POST request</w:t>
+      </w:r>
+      <w:r>
+        <w:rPr>
+          <w:rFonts w:eastAsia="Times New Roman" w:cstheme="minorHAnsi"/>
+          <w:color w:val="1F2328"/>
+          <w:sz w:val="21"/>
+          <w:szCs w:val="21"/>
+        </w:rPr>
+        <w:t>.</w:t>
+      </w:r>
+      <w:r>
+        <w:rPr>
+          <w:rFonts w:eastAsia="Times New Roman" w:cstheme="minorHAnsi"/>
+          <w:color w:val="1F2328"/>
+          <w:sz w:val="21"/>
+          <w:szCs w:val="21"/>
+        </w:rPr>
+        <w:t xml:space="preserve"> </w:t>
+      </w:r>
+      <w:r>
+        <w:rPr>
+          <w:rFonts w:eastAsia="Times New Roman" w:cstheme="minorHAnsi"/>
+          <w:color w:val="1F2328"/>
+          <w:sz w:val="21"/>
+          <w:szCs w:val="21"/>
+        </w:rPr>
+        <w:t>(</w:t>
+      </w:r>
+      <w:r>
+        <w:rPr>
+          <w:rFonts w:eastAsia="Times New Roman" w:cstheme="minorHAnsi"/>
+          <w:color w:val="1F2328"/>
+          <w:sz w:val="21"/>
+          <w:szCs w:val="21"/>
+        </w:rPr>
+        <w:t>For Button Only</w:t>
+      </w:r>
+      <w:r>
+        <w:rPr>
+          <w:rFonts w:eastAsia="Times New Roman" w:cstheme="minorHAnsi"/>
+          <w:color w:val="1F2328"/>
+          <w:sz w:val="21"/>
+          <w:szCs w:val="21"/>
+        </w:rPr>
+        <w:t>)</w:t>
       </w:r>
     </w:p>
     <w:p>
@@ -244,61 +1082,72 @@
         <w:pStyle w:val="ListParagraph"/>
         <w:numPr>
           <w:ilvl w:val="0"/>
-          <w:numId w:val="1"/>
-        </w:numPr>
-        <w:rPr>
-          <w:rFonts w:ascii="Calibri" w:hAnsi="Calibri"/>
-          <w:lang w:val="en-US"/>
-        </w:rPr>
-      </w:pPr>
-      <w:r>
-        <w:rPr>
-          <w:rFonts w:ascii="Calibri" w:hAnsi="Calibri"/>
-          <w:lang w:val="en-US"/>
-        </w:rPr>
-        <w:t xml:space="preserve">Upon turning on, if the device </w:t>
-      </w:r>
-      <w:r>
-        <w:rPr>
-          <w:rFonts w:ascii="Calibri" w:hAnsi="Calibri"/>
-          <w:lang w:val="en-US"/>
+          <w:numId w:val="3"/>
+        </w:numPr>
+        <w:spacing w:line="360" w:lineRule="auto"/>
+        <w:rPr>
+          <w:rFonts w:eastAsia="Times New Roman" w:cstheme="minorHAnsi"/>
+          <w:color w:val="1F2328"/>
+          <w:sz w:val="21"/>
+          <w:szCs w:val="21"/>
+        </w:rPr>
+      </w:pPr>
+      <w:r>
+        <w:rPr>
+          <w:rFonts w:eastAsia="Times New Roman" w:cstheme="minorHAnsi"/>
+          <w:color w:val="1F2328"/>
+          <w:sz w:val="21"/>
+          <w:szCs w:val="21"/>
+        </w:rPr>
+        <w:t xml:space="preserve">The device </w:t>
+      </w:r>
+      <w:r>
+        <w:rPr>
+          <w:rFonts w:eastAsia="Times New Roman" w:cstheme="minorHAnsi"/>
+          <w:color w:val="1F2328"/>
+          <w:sz w:val="21"/>
+          <w:szCs w:val="21"/>
         </w:rPr>
         <w:t>shall</w:t>
       </w:r>
       <w:r>
         <w:rPr>
-          <w:rFonts w:ascii="Calibri" w:hAnsi="Calibri"/>
-          <w:lang w:val="en-US"/>
-        </w:rPr>
-        <w:t xml:space="preserve"> acquire </w:t>
-      </w:r>
-      <w:r>
-        <w:rPr>
-          <w:rFonts w:ascii="Calibri" w:hAnsi="Calibri"/>
-          <w:lang w:val="en-US"/>
-        </w:rPr>
-        <w:t>WIFI</w:t>
-      </w:r>
-      <w:r>
-        <w:rPr>
-          <w:rFonts w:ascii="Calibri" w:hAnsi="Calibri"/>
-          <w:lang w:val="en-US"/>
-        </w:rPr>
-        <w:t xml:space="preserve"> credentials from the stored data then it shall connect to </w:t>
-      </w:r>
-      <w:r>
-        <w:rPr>
-          <w:rFonts w:ascii="Calibri" w:hAnsi="Calibri"/>
-          <w:lang w:val="en-US"/>
-        </w:rPr>
-        <w:t>WIFI</w:t>
-      </w:r>
-      <w:r>
-        <w:rPr>
-          <w:rFonts w:ascii="Calibri" w:hAnsi="Calibri"/>
-          <w:lang w:val="en-US"/>
-        </w:rPr>
-        <w:t xml:space="preserve"> router using DHCP protocol keeping the Bluetooth disabled.</w:t>
+          <w:rFonts w:eastAsia="Times New Roman" w:cstheme="minorHAnsi"/>
+          <w:color w:val="1F2328"/>
+          <w:sz w:val="21"/>
+          <w:szCs w:val="21"/>
+        </w:rPr>
+        <w:t xml:space="preserve"> receive the topics to subscribe and unsubscribe to in their respective MQTT topics. </w:t>
+      </w:r>
+      <w:r>
+        <w:rPr>
+          <w:rFonts w:eastAsia="Times New Roman" w:cstheme="minorHAnsi"/>
+          <w:color w:val="1F2328"/>
+          <w:sz w:val="21"/>
+          <w:szCs w:val="21"/>
+        </w:rPr>
+        <w:t xml:space="preserve">The topics will be adhans. </w:t>
+      </w:r>
+      <w:r>
+        <w:rPr>
+          <w:rFonts w:cstheme="minorHAnsi"/>
+        </w:rPr>
+        <w:t>(</w:t>
+      </w:r>
+      <w:r>
+        <w:rPr>
+          <w:rFonts w:eastAsia="Times New Roman" w:cstheme="minorHAnsi"/>
+          <w:color w:val="1F2328"/>
+          <w:sz w:val="21"/>
+          <w:szCs w:val="21"/>
+        </w:rPr>
+        <w:t>For Speaker Only</w:t>
+      </w:r>
+      <w:r>
+        <w:rPr>
+          <w:rFonts w:cstheme="minorHAnsi"/>
+        </w:rPr>
+        <w:t>)</w:t>
       </w:r>
     </w:p>
     <w:p>
@@ -306,59 +1155,233 @@
         <w:pStyle w:val="ListParagraph"/>
         <w:numPr>
           <w:ilvl w:val="0"/>
-          <w:numId w:val="1"/>
-        </w:numPr>
-        <w:rPr>
-          <w:rFonts w:ascii="Calibri" w:hAnsi="Calibri"/>
-          <w:lang w:val="en-US"/>
-        </w:rPr>
-      </w:pPr>
-      <w:r>
-        <w:rPr>
-          <w:rFonts w:ascii="Calibri" w:hAnsi="Calibri"/>
-          <w:lang w:val="en-US"/>
-        </w:rPr>
-        <w:t xml:space="preserve">In case failure occurs in making connection with </w:t>
-      </w:r>
-      <w:r>
-        <w:rPr>
-          <w:rFonts w:ascii="Calibri" w:hAnsi="Calibri"/>
-          <w:lang w:val="en-US"/>
-        </w:rPr>
-        <w:t>WIFI</w:t>
-      </w:r>
-      <w:r>
-        <w:rPr>
-          <w:rFonts w:ascii="Calibri" w:hAnsi="Calibri"/>
-          <w:lang w:val="en-US"/>
-        </w:rPr>
-        <w:t xml:space="preserve"> Router</w:t>
-      </w:r>
-      <w:r>
-        <w:rPr>
-          <w:rFonts w:ascii="Calibri" w:hAnsi="Calibri"/>
-          <w:lang w:val="en-US"/>
-        </w:rPr>
-        <w:t xml:space="preserve"> due to any of unknown reasons then the device</w:t>
-      </w:r>
-      <w:r>
-        <w:rPr>
-          <w:rFonts w:ascii="Calibri" w:hAnsi="Calibri"/>
-          <w:lang w:val="en-US"/>
-        </w:rPr>
-        <w:t xml:space="preserve"> shall simply enable the Bluetooth and go to a </w:t>
-      </w:r>
-      <w:r>
-        <w:rPr>
-          <w:rFonts w:ascii="Calibri" w:hAnsi="Calibri"/>
-          <w:lang w:val="en-US"/>
-        </w:rPr>
-        <w:t>configuration state</w:t>
-      </w:r>
-      <w:r>
-        <w:rPr>
-          <w:rFonts w:ascii="Calibri" w:hAnsi="Calibri"/>
-          <w:lang w:val="en-US"/>
+          <w:numId w:val="3"/>
+        </w:numPr>
+        <w:spacing w:line="360" w:lineRule="auto"/>
+        <w:rPr>
+          <w:rFonts w:eastAsia="Times New Roman" w:cstheme="minorHAnsi"/>
+          <w:color w:val="1F2328"/>
+          <w:sz w:val="21"/>
+          <w:szCs w:val="21"/>
+        </w:rPr>
+      </w:pPr>
+      <w:r>
+        <w:rPr>
+          <w:rFonts w:cstheme="minorHAnsi"/>
+        </w:rPr>
+        <w:t xml:space="preserve">The device shall store the topics in ROM which are received in </w:t>
+      </w:r>
+      <w:r>
+        <w:rPr>
+          <w:rFonts w:cstheme="minorHAnsi"/>
+        </w:rPr>
+        <w:t xml:space="preserve">the </w:t>
+      </w:r>
+      <w:r>
+        <w:rPr>
+          <w:rFonts w:cstheme="minorHAnsi"/>
+        </w:rPr>
+        <w:t xml:space="preserve">subscribe topic of MQTT. </w:t>
+      </w:r>
+      <w:r>
+        <w:rPr>
+          <w:rFonts w:cstheme="minorHAnsi"/>
+        </w:rPr>
+        <w:t>(</w:t>
+      </w:r>
+      <w:r>
+        <w:rPr>
+          <w:rFonts w:eastAsia="Times New Roman" w:cstheme="minorHAnsi"/>
+          <w:color w:val="1F2328"/>
+          <w:sz w:val="21"/>
+          <w:szCs w:val="21"/>
+        </w:rPr>
+        <w:t>For Speaker Only</w:t>
+      </w:r>
+      <w:r>
+        <w:rPr>
+          <w:rFonts w:cstheme="minorHAnsi"/>
+        </w:rPr>
+        <w:t>)</w:t>
+      </w:r>
+    </w:p>
+    <w:p>
+      <w:pPr>
+        <w:pStyle w:val="ListParagraph"/>
+        <w:numPr>
+          <w:ilvl w:val="0"/>
+          <w:numId w:val="3"/>
+        </w:numPr>
+        <w:spacing w:line="360" w:lineRule="auto"/>
+        <w:rPr>
+          <w:rFonts w:eastAsia="Times New Roman" w:cstheme="minorHAnsi"/>
+          <w:color w:val="1F2328"/>
+          <w:sz w:val="21"/>
+          <w:szCs w:val="21"/>
+        </w:rPr>
+      </w:pPr>
+      <w:r>
+        <w:rPr>
+          <w:rFonts w:cstheme="minorHAnsi"/>
+        </w:rPr>
+        <w:t xml:space="preserve">The device shall </w:t>
+      </w:r>
+      <w:r>
+        <w:rPr>
+          <w:rFonts w:cstheme="minorHAnsi"/>
+        </w:rPr>
+        <w:t>delete</w:t>
+      </w:r>
+      <w:r>
+        <w:rPr>
+          <w:rFonts w:cstheme="minorHAnsi"/>
+        </w:rPr>
+        <w:t xml:space="preserve"> the topics in ROM which are received in </w:t>
+      </w:r>
+      <w:r>
+        <w:rPr>
+          <w:rFonts w:cstheme="minorHAnsi"/>
+        </w:rPr>
+        <w:t xml:space="preserve">the </w:t>
+      </w:r>
+      <w:r>
+        <w:rPr>
+          <w:rFonts w:cstheme="minorHAnsi"/>
+        </w:rPr>
+        <w:t>un</w:t>
+      </w:r>
+      <w:r>
+        <w:rPr>
+          <w:rFonts w:cstheme="minorHAnsi"/>
+        </w:rPr>
+        <w:t>subscribe topic of MQTT.</w:t>
+      </w:r>
+      <w:r>
+        <w:rPr>
+          <w:rFonts w:cstheme="minorHAnsi"/>
+        </w:rPr>
+        <w:t xml:space="preserve"> </w:t>
+      </w:r>
+      <w:r>
+        <w:rPr>
+          <w:rFonts w:cstheme="minorHAnsi"/>
+        </w:rPr>
+        <w:t>(</w:t>
+      </w:r>
+      <w:r>
+        <w:rPr>
+          <w:rFonts w:eastAsia="Times New Roman" w:cstheme="minorHAnsi"/>
+          <w:color w:val="1F2328"/>
+          <w:sz w:val="21"/>
+          <w:szCs w:val="21"/>
+        </w:rPr>
+        <w:t>For Speaker Only</w:t>
+      </w:r>
+      <w:r>
+        <w:rPr>
+          <w:rFonts w:cstheme="minorHAnsi"/>
+        </w:rPr>
+        <w:t>)</w:t>
+      </w:r>
+    </w:p>
+    <w:p>
+      <w:pPr>
+        <w:pStyle w:val="ListParagraph"/>
+        <w:numPr>
+          <w:ilvl w:val="0"/>
+          <w:numId w:val="3"/>
+        </w:numPr>
+        <w:spacing w:line="360" w:lineRule="auto"/>
+        <w:rPr>
+          <w:rFonts w:eastAsia="Times New Roman" w:cstheme="minorHAnsi"/>
+          <w:color w:val="1F2328"/>
+          <w:sz w:val="21"/>
+          <w:szCs w:val="21"/>
+        </w:rPr>
+      </w:pPr>
+      <w:r>
+        <w:rPr>
+          <w:rFonts w:eastAsia="Times New Roman" w:cstheme="minorHAnsi"/>
+          <w:color w:val="1F2328"/>
+          <w:sz w:val="21"/>
+          <w:szCs w:val="21"/>
+        </w:rPr>
+        <w:t>The device shall receive the adhan streaming in the respective adhan topic and play that stream using the speaker.</w:t>
+      </w:r>
+      <w:r>
+        <w:rPr>
+          <w:rFonts w:cstheme="minorHAnsi"/>
+        </w:rPr>
+        <w:t xml:space="preserve"> </w:t>
+      </w:r>
+      <w:r>
+        <w:rPr>
+          <w:rFonts w:cstheme="minorHAnsi"/>
+        </w:rPr>
+        <w:t>(</w:t>
+      </w:r>
+      <w:r>
+        <w:rPr>
+          <w:rFonts w:eastAsia="Times New Roman" w:cstheme="minorHAnsi"/>
+          <w:color w:val="1F2328"/>
+          <w:sz w:val="21"/>
+          <w:szCs w:val="21"/>
+        </w:rPr>
+        <w:t>For Speaker Only</w:t>
+      </w:r>
+      <w:r>
+        <w:rPr>
+          <w:rFonts w:cstheme="minorHAnsi"/>
+        </w:rPr>
+        <w:t>)</w:t>
+      </w:r>
+    </w:p>
+    <w:p>
+      <w:pPr>
+        <w:pStyle w:val="ListParagraph"/>
+        <w:numPr>
+          <w:ilvl w:val="0"/>
+          <w:numId w:val="3"/>
+        </w:numPr>
+        <w:spacing w:line="360" w:lineRule="auto"/>
+        <w:rPr>
+          <w:rFonts w:eastAsia="Times New Roman" w:cstheme="minorHAnsi"/>
+          <w:color w:val="1F2328"/>
+          <w:sz w:val="21"/>
+          <w:szCs w:val="21"/>
+        </w:rPr>
+      </w:pPr>
+      <w:r>
+        <w:rPr>
+          <w:rFonts w:cstheme="minorHAnsi"/>
+        </w:rPr>
+        <w:t xml:space="preserve">The device shall remove the WIFI credentials from ROM if it receives something in the WIFI topic of MQTT. </w:t>
+      </w:r>
+    </w:p>
+    <w:p>
+      <w:pPr>
+        <w:pStyle w:val="ListParagraph"/>
+        <w:numPr>
+          <w:ilvl w:val="0"/>
+          <w:numId w:val="3"/>
+        </w:numPr>
+        <w:spacing w:line="360" w:lineRule="auto"/>
+        <w:rPr>
+          <w:rFonts w:eastAsia="Times New Roman" w:cstheme="minorHAnsi"/>
+          <w:color w:val="1F2328"/>
+          <w:sz w:val="21"/>
+          <w:szCs w:val="21"/>
+        </w:rPr>
+      </w:pPr>
+      <w:r>
+        <w:rPr>
+          <w:rFonts w:cstheme="minorHAnsi"/>
+        </w:rPr>
+        <w:t>The device then tries to connect to the credentials received in the payload</w:t>
+      </w:r>
+      <w:r>
+        <w:rPr>
+          <w:rFonts w:cstheme="minorHAnsi"/>
         </w:rPr>
         <w:t>.</w:t>
       </w:r>
@@ -368,59 +1391,46 @@
         <w:pStyle w:val="ListParagraph"/>
         <w:numPr>
           <w:ilvl w:val="0"/>
-          <w:numId w:val="1"/>
-        </w:numPr>
-        <w:rPr>
-          <w:rFonts w:ascii="Calibri" w:hAnsi="Calibri"/>
-          <w:lang w:val="en-US"/>
-        </w:rPr>
-      </w:pPr>
-      <w:r>
-        <w:rPr>
-          <w:rFonts w:ascii="Calibri" w:hAnsi="Calibri"/>
-          <w:lang w:val="en-US"/>
-        </w:rPr>
-        <w:t>Upon sending connection the device shall transmit the following data:</w:t>
-      </w:r>
-    </w:p>
-    <w:p>
-      <w:pPr>
-        <w:pStyle w:val="ListParagraph"/>
-        <w:numPr>
-          <w:ilvl w:val="1"/>
-          <w:numId w:val="1"/>
-        </w:numPr>
-        <w:rPr>
-          <w:rFonts w:ascii="Calibri" w:hAnsi="Calibri"/>
-          <w:lang w:val="en-US"/>
-        </w:rPr>
-      </w:pPr>
-      <w:r>
-        <w:rPr>
-          <w:rFonts w:ascii="Calibri" w:hAnsi="Calibri"/>
-          <w:lang w:val="en-US"/>
-        </w:rPr>
-        <w:t>Device telemetry</w:t>
-      </w:r>
-    </w:p>
-    <w:p>
-      <w:pPr>
-        <w:pStyle w:val="ListParagraph"/>
-        <w:numPr>
-          <w:ilvl w:val="1"/>
-          <w:numId w:val="1"/>
-        </w:numPr>
-        <w:rPr>
-          <w:rFonts w:ascii="Calibri" w:hAnsi="Calibri"/>
-          <w:lang w:val="en-US"/>
-        </w:rPr>
-      </w:pPr>
-      <w:r>
-        <w:rPr>
-          <w:rFonts w:ascii="Calibri" w:hAnsi="Calibri"/>
-          <w:lang w:val="en-US"/>
-        </w:rPr>
-        <w:t>MAC address</w:t>
+          <w:numId w:val="3"/>
+        </w:numPr>
+        <w:spacing w:line="360" w:lineRule="auto"/>
+        <w:rPr>
+          <w:rFonts w:eastAsia="Times New Roman" w:cstheme="minorHAnsi"/>
+          <w:color w:val="1F2328"/>
+          <w:sz w:val="21"/>
+          <w:szCs w:val="21"/>
+        </w:rPr>
+      </w:pPr>
+      <w:r>
+        <w:rPr>
+          <w:rFonts w:cstheme="minorHAnsi"/>
+        </w:rPr>
+        <w:t>In case of a given number of failed attempts the device should enable Bluetooth and go to configuration mode.</w:t>
+      </w:r>
+    </w:p>
+    <w:p>
+      <w:pPr>
+        <w:pStyle w:val="ListParagraph"/>
+        <w:numPr>
+          <w:ilvl w:val="0"/>
+          <w:numId w:val="3"/>
+        </w:numPr>
+        <w:spacing w:line="360" w:lineRule="auto"/>
+        <w:rPr>
+          <w:rFonts w:eastAsia="Times New Roman" w:cstheme="minorHAnsi"/>
+          <w:color w:val="1F2328"/>
+          <w:sz w:val="21"/>
+          <w:szCs w:val="21"/>
+        </w:rPr>
+      </w:pPr>
+      <w:r>
+        <w:rPr>
+          <w:rFonts w:eastAsia="Times New Roman" w:cstheme="minorHAnsi"/>
+          <w:color w:val="1F2328"/>
+          <w:sz w:val="21"/>
+          <w:szCs w:val="21"/>
+        </w:rPr>
+        <w:t>The device shall completely reset itself by erasing all stored data from ROM when received something in RESET topic of MQTT.</w:t>
       </w:r>
     </w:p>
     <w:sectPr>
@@ -434,8 +1444,207 @@
 </file>
 
 <file path=word/numbering.xml><?xml version="1.0" encoding="utf-8"?>
-<w:numbering xmlns:wpc="http://schemas.microsoft.com/office/word/2010/wordprocessingCanvas" xmlns:mc="http://schemas.openxmlformats.org/markup-compatibility/2006" xmlns:o="urn:schemas-microsoft-com:office:office" xmlns:r="http://schemas.openxmlformats.org/officeDocument/2006/relationships" xmlns:m="http://schemas.openxmlformats.org/officeDocument/2006/math" xmlns:v="urn:schemas-microsoft-com:vml" xmlns:wp14="http://schemas.microsoft.com/office/word/2010/wordprocessingDrawing" xmlns:wp="http://schemas.openxmlformats.org/drawingml/2006/wordprocessingDrawing" xmlns:w10="urn:schemas-microsoft-com:office:word" xmlns:w="http://schemas.openxmlformats.org/wordprocessingml/2006/main" xmlns:w14="http://schemas.microsoft.com/office/word/2010/wordml" xmlns:w15="http://schemas.microsoft.com/office/word/2012/wordml" xmlns:wpg="http://schemas.microsoft.com/office/word/2010/wordprocessingGroup" xmlns:wpi="http://schemas.microsoft.com/office/word/2010/wordprocessingInk" xmlns:wne="http://schemas.microsoft.com/office/word/2006/wordml" xmlns:wps="http://schemas.microsoft.com/office/word/2010/wordprocessingShape" mc:Ignorable="w14 w15 wp14">
+<w:numbering xmlns:wpc="http://schemas.microsoft.com/office/word/2010/wordprocessingCanvas" xmlns:cx="http://schemas.microsoft.com/office/drawing/2014/chartex" xmlns:cx1="http://schemas.microsoft.com/office/drawing/2015/9/8/chartex" xmlns:cx2="http://schemas.microsoft.com/office/drawing/2015/10/21/chartex" xmlns:cx3="http://schemas.microsoft.com/office/drawing/2016/5/9/chartex" xmlns:cx4="http://schemas.microsoft.com/office/drawing/2016/5/10/chartex" xmlns:cx5="http://schemas.microsoft.com/office/drawing/2016/5/11/chartex" xmlns:cx6="http://schemas.microsoft.com/office/drawing/2016/5/12/chartex" xmlns:cx7="http://schemas.microsoft.com/office/drawing/2016/5/13/chartex" xmlns:cx8="http://schemas.microsoft.com/office/drawing/2016/5/14/chartex" xmlns:mc="http://schemas.openxmlformats.org/markup-compatibility/2006" xmlns:aink="http://schemas.microsoft.com/office/drawing/2016/ink" xmlns:am3d="http://schemas.microsoft.com/office/drawing/2017/model3d" xmlns:o="urn:schemas-microsoft-com:office:office" xmlns:oel="http://schemas.microsoft.com/office/2019/extlst" xmlns:r="http://schemas.openxmlformats.org/officeDocument/2006/relationships" xmlns:m="http://schemas.openxmlformats.org/officeDocument/2006/math" xmlns:v="urn:schemas-microsoft-com:vml" xmlns:wp14="http://schemas.microsoft.com/office/word/2010/wordprocessingDrawing" xmlns:wp="http://schemas.openxmlformats.org/drawingml/2006/wordprocessingDrawing" xmlns:w10="urn:schemas-microsoft-com:office:word" xmlns:w="http://schemas.openxmlformats.org/wordprocessingml/2006/main" xmlns:w14="http://schemas.microsoft.com/office/word/2010/wordml" xmlns:w15="http://schemas.microsoft.com/office/word/2012/wordml" xmlns:w16cex="http://schemas.microsoft.com/office/word/2018/wordml/cex" xmlns:w16cid="http://schemas.microsoft.com/office/word/2016/wordml/cid" xmlns:w16="http://schemas.microsoft.com/office/word/2018/wordml" xmlns:w16sdtdh="http://schemas.microsoft.com/office/word/2020/wordml/sdtdatahash" xmlns:w16se="http://schemas.microsoft.com/office/word/2015/wordml/symex" xmlns:wpg="http://schemas.microsoft.com/office/word/2010/wordprocessingGroup" xmlns:wpi="http://schemas.microsoft.com/office/word/2010/wordprocessingInk" xmlns:wne="http://schemas.microsoft.com/office/word/2006/wordml" xmlns:wps="http://schemas.microsoft.com/office/word/2010/wordprocessingShape" mc:Ignorable="w14 w15 w16se w16cid w16 w16cex w16sdtdh wp14">
   <w:abstractNum w:abstractNumId="0" w15:restartNumberingAfterBreak="0">
+    <w:nsid w:val="25D87F38"/>
+    <w:multiLevelType w:val="multilevel"/>
+    <w:tmpl w:val="B2EC7464"/>
+    <w:lvl w:ilvl="0">
+      <w:start w:val="1"/>
+      <w:numFmt w:val="decimal"/>
+      <w:lvlText w:val="%1."/>
+      <w:lvlJc w:val="left"/>
+      <w:pPr>
+        <w:tabs>
+          <w:tab w:val="num" w:pos="720"/>
+        </w:tabs>
+        <w:ind w:left="720" w:hanging="360"/>
+      </w:pPr>
+    </w:lvl>
+    <w:lvl w:ilvl="1" w:tentative="1">
+      <w:start w:val="1"/>
+      <w:numFmt w:val="decimal"/>
+      <w:lvlText w:val="%2."/>
+      <w:lvlJc w:val="left"/>
+      <w:pPr>
+        <w:tabs>
+          <w:tab w:val="num" w:pos="1440"/>
+        </w:tabs>
+        <w:ind w:left="1440" w:hanging="360"/>
+      </w:pPr>
+    </w:lvl>
+    <w:lvl w:ilvl="2" w:tentative="1">
+      <w:start w:val="1"/>
+      <w:numFmt w:val="decimal"/>
+      <w:lvlText w:val="%3."/>
+      <w:lvlJc w:val="left"/>
+      <w:pPr>
+        <w:tabs>
+          <w:tab w:val="num" w:pos="2160"/>
+        </w:tabs>
+        <w:ind w:left="2160" w:hanging="360"/>
+      </w:pPr>
+    </w:lvl>
+    <w:lvl w:ilvl="3" w:tentative="1">
+      <w:start w:val="1"/>
+      <w:numFmt w:val="decimal"/>
+      <w:lvlText w:val="%4."/>
+      <w:lvlJc w:val="left"/>
+      <w:pPr>
+        <w:tabs>
+          <w:tab w:val="num" w:pos="2880"/>
+        </w:tabs>
+        <w:ind w:left="2880" w:hanging="360"/>
+      </w:pPr>
+    </w:lvl>
+    <w:lvl w:ilvl="4" w:tentative="1">
+      <w:start w:val="1"/>
+      <w:numFmt w:val="decimal"/>
+      <w:lvlText w:val="%5."/>
+      <w:lvlJc w:val="left"/>
+      <w:pPr>
+        <w:tabs>
+          <w:tab w:val="num" w:pos="3600"/>
+        </w:tabs>
+        <w:ind w:left="3600" w:hanging="360"/>
+      </w:pPr>
+    </w:lvl>
+    <w:lvl w:ilvl="5" w:tentative="1">
+      <w:start w:val="1"/>
+      <w:numFmt w:val="decimal"/>
+      <w:lvlText w:val="%6."/>
+      <w:lvlJc w:val="left"/>
+      <w:pPr>
+        <w:tabs>
+          <w:tab w:val="num" w:pos="4320"/>
+        </w:tabs>
+        <w:ind w:left="4320" w:hanging="360"/>
+      </w:pPr>
+    </w:lvl>
+    <w:lvl w:ilvl="6" w:tentative="1">
+      <w:start w:val="1"/>
+      <w:numFmt w:val="decimal"/>
+      <w:lvlText w:val="%7."/>
+      <w:lvlJc w:val="left"/>
+      <w:pPr>
+        <w:tabs>
+          <w:tab w:val="num" w:pos="5040"/>
+        </w:tabs>
+        <w:ind w:left="5040" w:hanging="360"/>
+      </w:pPr>
+    </w:lvl>
+    <w:lvl w:ilvl="7" w:tentative="1">
+      <w:start w:val="1"/>
+      <w:numFmt w:val="decimal"/>
+      <w:lvlText w:val="%8."/>
+      <w:lvlJc w:val="left"/>
+      <w:pPr>
+        <w:tabs>
+          <w:tab w:val="num" w:pos="5760"/>
+        </w:tabs>
+        <w:ind w:left="5760" w:hanging="360"/>
+      </w:pPr>
+    </w:lvl>
+    <w:lvl w:ilvl="8" w:tentative="1">
+      <w:start w:val="1"/>
+      <w:numFmt w:val="decimal"/>
+      <w:lvlText w:val="%9."/>
+      <w:lvlJc w:val="left"/>
+      <w:pPr>
+        <w:tabs>
+          <w:tab w:val="num" w:pos="6480"/>
+        </w:tabs>
+        <w:ind w:left="6480" w:hanging="360"/>
+      </w:pPr>
+    </w:lvl>
+  </w:abstractNum>
+  <w:abstractNum w:abstractNumId="1" w15:restartNumberingAfterBreak="0">
+    <w:nsid w:val="3A3A0AAB"/>
+    <w:multiLevelType w:val="hybridMultilevel"/>
+    <w:tmpl w:val="0378595C"/>
+    <w:lvl w:ilvl="0" w:tplc="0409000F">
+      <w:start w:val="1"/>
+      <w:numFmt w:val="decimal"/>
+      <w:lvlText w:val="%1."/>
+      <w:lvlJc w:val="left"/>
+      <w:pPr>
+        <w:ind w:left="720" w:hanging="360"/>
+      </w:pPr>
+    </w:lvl>
+    <w:lvl w:ilvl="1" w:tplc="04090019">
+      <w:start w:val="1"/>
+      <w:numFmt w:val="lowerLetter"/>
+      <w:lvlText w:val="%2."/>
+      <w:lvlJc w:val="left"/>
+      <w:pPr>
+        <w:ind w:left="1440" w:hanging="360"/>
+      </w:pPr>
+    </w:lvl>
+    <w:lvl w:ilvl="2" w:tplc="0409001B" w:tentative="1">
+      <w:start w:val="1"/>
+      <w:numFmt w:val="lowerRoman"/>
+      <w:lvlText w:val="%3."/>
+      <w:lvlJc w:val="right"/>
+      <w:pPr>
+        <w:ind w:left="2160" w:hanging="180"/>
+      </w:pPr>
+    </w:lvl>
+    <w:lvl w:ilvl="3" w:tplc="0409000F" w:tentative="1">
+      <w:start w:val="1"/>
+      <w:numFmt w:val="decimal"/>
+      <w:lvlText w:val="%4."/>
+      <w:lvlJc w:val="left"/>
+      <w:pPr>
+        <w:ind w:left="2880" w:hanging="360"/>
+      </w:pPr>
+    </w:lvl>
+    <w:lvl w:ilvl="4" w:tplc="04090019" w:tentative="1">
+      <w:start w:val="1"/>
+      <w:numFmt w:val="lowerLetter"/>
+      <w:lvlText w:val="%5."/>
+      <w:lvlJc w:val="left"/>
+      <w:pPr>
+        <w:ind w:left="3600" w:hanging="360"/>
+      </w:pPr>
+    </w:lvl>
+    <w:lvl w:ilvl="5" w:tplc="0409001B" w:tentative="1">
+      <w:start w:val="1"/>
+      <w:numFmt w:val="lowerRoman"/>
+      <w:lvlText w:val="%6."/>
+      <w:lvlJc w:val="right"/>
+      <w:pPr>
+        <w:ind w:left="4320" w:hanging="180"/>
+      </w:pPr>
+    </w:lvl>
+    <w:lvl w:ilvl="6" w:tplc="0409000F" w:tentative="1">
+      <w:start w:val="1"/>
+      <w:numFmt w:val="decimal"/>
+      <w:lvlText w:val="%7."/>
+      <w:lvlJc w:val="left"/>
+      <w:pPr>
+        <w:ind w:left="5040" w:hanging="360"/>
+      </w:pPr>
+    </w:lvl>
+    <w:lvl w:ilvl="7" w:tplc="04090019" w:tentative="1">
+      <w:start w:val="1"/>
+      <w:numFmt w:val="lowerLetter"/>
+      <w:lvlText w:val="%8."/>
+      <w:lvlJc w:val="left"/>
+      <w:pPr>
+        <w:ind w:left="5760" w:hanging="360"/>
+      </w:pPr>
+    </w:lvl>
+    <w:lvl w:ilvl="8" w:tplc="0409001B" w:tentative="1">
+      <w:start w:val="1"/>
+      <w:numFmt w:val="lowerRoman"/>
+      <w:lvlText w:val="%9."/>
+      <w:lvlJc w:val="right"/>
+      <w:pPr>
+        <w:ind w:left="6480" w:hanging="180"/>
+      </w:pPr>
+    </w:lvl>
+  </w:abstractNum>
+  <w:abstractNum w:abstractNumId="2" w15:restartNumberingAfterBreak="0">
     <w:nsid w:val="6141366F"/>
     <w:multiLevelType w:val="hybridMultilevel"/>
     <w:tmpl w:val="D108B146"/>
@@ -524,21 +1733,208 @@
       </w:pPr>
     </w:lvl>
   </w:abstractNum>
-  <w:num w:numId="1">
+  <w:abstractNum w:abstractNumId="3" w15:restartNumberingAfterBreak="0">
+    <w:nsid w:val="760B502C"/>
+    <w:multiLevelType w:val="hybridMultilevel"/>
+    <w:tmpl w:val="2AB4A4C8"/>
+    <w:lvl w:ilvl="0" w:tplc="20000019">
+      <w:start w:val="1"/>
+      <w:numFmt w:val="lowerLetter"/>
+      <w:lvlText w:val="%1."/>
+      <w:lvlJc w:val="left"/>
+      <w:pPr>
+        <w:ind w:left="1440" w:hanging="360"/>
+      </w:pPr>
+    </w:lvl>
+    <w:lvl w:ilvl="1" w:tplc="04090019" w:tentative="1">
+      <w:start w:val="1"/>
+      <w:numFmt w:val="lowerLetter"/>
+      <w:lvlText w:val="%2."/>
+      <w:lvlJc w:val="left"/>
+      <w:pPr>
+        <w:ind w:left="2160" w:hanging="360"/>
+      </w:pPr>
+    </w:lvl>
+    <w:lvl w:ilvl="2" w:tplc="0409001B" w:tentative="1">
+      <w:start w:val="1"/>
+      <w:numFmt w:val="lowerRoman"/>
+      <w:lvlText w:val="%3."/>
+      <w:lvlJc w:val="right"/>
+      <w:pPr>
+        <w:ind w:left="2880" w:hanging="180"/>
+      </w:pPr>
+    </w:lvl>
+    <w:lvl w:ilvl="3" w:tplc="0409000F" w:tentative="1">
+      <w:start w:val="1"/>
+      <w:numFmt w:val="decimal"/>
+      <w:lvlText w:val="%4."/>
+      <w:lvlJc w:val="left"/>
+      <w:pPr>
+        <w:ind w:left="3600" w:hanging="360"/>
+      </w:pPr>
+    </w:lvl>
+    <w:lvl w:ilvl="4" w:tplc="04090019" w:tentative="1">
+      <w:start w:val="1"/>
+      <w:numFmt w:val="lowerLetter"/>
+      <w:lvlText w:val="%5."/>
+      <w:lvlJc w:val="left"/>
+      <w:pPr>
+        <w:ind w:left="4320" w:hanging="360"/>
+      </w:pPr>
+    </w:lvl>
+    <w:lvl w:ilvl="5" w:tplc="0409001B" w:tentative="1">
+      <w:start w:val="1"/>
+      <w:numFmt w:val="lowerRoman"/>
+      <w:lvlText w:val="%6."/>
+      <w:lvlJc w:val="right"/>
+      <w:pPr>
+        <w:ind w:left="5040" w:hanging="180"/>
+      </w:pPr>
+    </w:lvl>
+    <w:lvl w:ilvl="6" w:tplc="0409000F" w:tentative="1">
+      <w:start w:val="1"/>
+      <w:numFmt w:val="decimal"/>
+      <w:lvlText w:val="%7."/>
+      <w:lvlJc w:val="left"/>
+      <w:pPr>
+        <w:ind w:left="5760" w:hanging="360"/>
+      </w:pPr>
+    </w:lvl>
+    <w:lvl w:ilvl="7" w:tplc="04090019" w:tentative="1">
+      <w:start w:val="1"/>
+      <w:numFmt w:val="lowerLetter"/>
+      <w:lvlText w:val="%8."/>
+      <w:lvlJc w:val="left"/>
+      <w:pPr>
+        <w:ind w:left="6480" w:hanging="360"/>
+      </w:pPr>
+    </w:lvl>
+    <w:lvl w:ilvl="8" w:tplc="0409001B" w:tentative="1">
+      <w:start w:val="1"/>
+      <w:numFmt w:val="lowerRoman"/>
+      <w:lvlText w:val="%9."/>
+      <w:lvlJc w:val="right"/>
+      <w:pPr>
+        <w:ind w:left="7200" w:hanging="180"/>
+      </w:pPr>
+    </w:lvl>
+  </w:abstractNum>
+  <w:abstractNum w:abstractNumId="4" w15:restartNumberingAfterBreak="0">
+    <w:nsid w:val="7BB80FAC"/>
+    <w:multiLevelType w:val="hybridMultilevel"/>
+    <w:tmpl w:val="D7209138"/>
+    <w:lvl w:ilvl="0" w:tplc="04090017">
+      <w:start w:val="1"/>
+      <w:numFmt w:val="lowerLetter"/>
+      <w:lvlText w:val="%1)"/>
+      <w:lvlJc w:val="left"/>
+      <w:pPr>
+        <w:ind w:left="720" w:hanging="360"/>
+      </w:pPr>
+      <w:rPr>
+        <w:rFonts w:hint="default"/>
+      </w:rPr>
+    </w:lvl>
+    <w:lvl w:ilvl="1" w:tplc="FFFFFFFF">
+      <w:start w:val="1"/>
+      <w:numFmt w:val="lowerLetter"/>
+      <w:lvlText w:val="%2."/>
+      <w:lvlJc w:val="left"/>
+      <w:pPr>
+        <w:ind w:left="1440" w:hanging="360"/>
+      </w:pPr>
+    </w:lvl>
+    <w:lvl w:ilvl="2" w:tplc="FFFFFFFF" w:tentative="1">
+      <w:start w:val="1"/>
+      <w:numFmt w:val="lowerRoman"/>
+      <w:lvlText w:val="%3."/>
+      <w:lvlJc w:val="right"/>
+      <w:pPr>
+        <w:ind w:left="2160" w:hanging="180"/>
+      </w:pPr>
+    </w:lvl>
+    <w:lvl w:ilvl="3" w:tplc="FFFFFFFF" w:tentative="1">
+      <w:start w:val="1"/>
+      <w:numFmt w:val="decimal"/>
+      <w:lvlText w:val="%4."/>
+      <w:lvlJc w:val="left"/>
+      <w:pPr>
+        <w:ind w:left="2880" w:hanging="360"/>
+      </w:pPr>
+    </w:lvl>
+    <w:lvl w:ilvl="4" w:tplc="FFFFFFFF" w:tentative="1">
+      <w:start w:val="1"/>
+      <w:numFmt w:val="lowerLetter"/>
+      <w:lvlText w:val="%5."/>
+      <w:lvlJc w:val="left"/>
+      <w:pPr>
+        <w:ind w:left="3600" w:hanging="360"/>
+      </w:pPr>
+    </w:lvl>
+    <w:lvl w:ilvl="5" w:tplc="FFFFFFFF" w:tentative="1">
+      <w:start w:val="1"/>
+      <w:numFmt w:val="lowerRoman"/>
+      <w:lvlText w:val="%6."/>
+      <w:lvlJc w:val="right"/>
+      <w:pPr>
+        <w:ind w:left="4320" w:hanging="180"/>
+      </w:pPr>
+    </w:lvl>
+    <w:lvl w:ilvl="6" w:tplc="FFFFFFFF" w:tentative="1">
+      <w:start w:val="1"/>
+      <w:numFmt w:val="decimal"/>
+      <w:lvlText w:val="%7."/>
+      <w:lvlJc w:val="left"/>
+      <w:pPr>
+        <w:ind w:left="5040" w:hanging="360"/>
+      </w:pPr>
+    </w:lvl>
+    <w:lvl w:ilvl="7" w:tplc="FFFFFFFF" w:tentative="1">
+      <w:start w:val="1"/>
+      <w:numFmt w:val="lowerLetter"/>
+      <w:lvlText w:val="%8."/>
+      <w:lvlJc w:val="left"/>
+      <w:pPr>
+        <w:ind w:left="5760" w:hanging="360"/>
+      </w:pPr>
+    </w:lvl>
+    <w:lvl w:ilvl="8" w:tplc="FFFFFFFF" w:tentative="1">
+      <w:start w:val="1"/>
+      <w:numFmt w:val="lowerRoman"/>
+      <w:lvlText w:val="%9."/>
+      <w:lvlJc w:val="right"/>
+      <w:pPr>
+        <w:ind w:left="6480" w:hanging="180"/>
+      </w:pPr>
+    </w:lvl>
+  </w:abstractNum>
+  <w:num w:numId="1" w16cid:durableId="1565524939">
+    <w:abstractNumId w:val="2"/>
+  </w:num>
+  <w:num w:numId="2" w16cid:durableId="1538926930">
+    <w:abstractNumId w:val="4"/>
+  </w:num>
+  <w:num w:numId="3" w16cid:durableId="383215110">
+    <w:abstractNumId w:val="1"/>
+  </w:num>
+  <w:num w:numId="4" w16cid:durableId="564414468">
+    <w:abstractNumId w:val="3"/>
+  </w:num>
+  <w:num w:numId="5" w16cid:durableId="324823642">
     <w:abstractNumId w:val="0"/>
   </w:num>
 </w:numbering>
 </file>
 
 <file path=word/styles.xml><?xml version="1.0" encoding="utf-8"?>
-<w:styles xmlns:mc="http://schemas.openxmlformats.org/markup-compatibility/2006" xmlns:r="http://schemas.openxmlformats.org/officeDocument/2006/relationships" xmlns:w="http://schemas.openxmlformats.org/wordprocessingml/2006/main" xmlns:w14="http://schemas.microsoft.com/office/word/2010/wordml" xmlns:w15="http://schemas.microsoft.com/office/word/2012/wordml" mc:Ignorable="w14 w15">
+<w:styles xmlns:mc="http://schemas.openxmlformats.org/markup-compatibility/2006" xmlns:r="http://schemas.openxmlformats.org/officeDocument/2006/relationships" xmlns:w="http://schemas.openxmlformats.org/wordprocessingml/2006/main" xmlns:w14="http://schemas.microsoft.com/office/word/2010/wordml" xmlns:w15="http://schemas.microsoft.com/office/word/2012/wordml" xmlns:w16cex="http://schemas.microsoft.com/office/word/2018/wordml/cex" xmlns:w16cid="http://schemas.microsoft.com/office/word/2016/wordml/cid" xmlns:w16="http://schemas.microsoft.com/office/word/2018/wordml" xmlns:w16sdtdh="http://schemas.microsoft.com/office/word/2020/wordml/sdtdatahash" xmlns:w16se="http://schemas.microsoft.com/office/word/2015/wordml/symex" mc:Ignorable="w14 w15 w16se w16cid w16 w16cex w16sdtdh">
   <w:docDefaults>
     <w:rPrDefault>
       <w:rPr>
         <w:rFonts w:asciiTheme="minorHAnsi" w:eastAsiaTheme="minorHAnsi" w:hAnsiTheme="minorHAnsi" w:cstheme="minorBidi"/>
         <w:sz w:val="22"/>
         <w:szCs w:val="22"/>
-        <w:lang w:eastAsia="en-US" w:bidi="ar-SA"/>
+        <w:lang w:val="en-US" w:eastAsia="en-US" w:bidi="ar-SA"/>
       </w:rPr>
     </w:rPrDefault>
     <w:pPrDefault>
@@ -547,7 +1943,7 @@
       </w:pPr>
     </w:pPrDefault>
   </w:docDefaults>
-  <w:latentStyles w:defLockedState="0" w:defUIPriority="99" w:defSemiHidden="0" w:defUnhideWhenUsed="0" w:defQFormat="0" w:count="371">
+  <w:latentStyles w:defLockedState="0" w:defUIPriority="99" w:defSemiHidden="0" w:defUnhideWhenUsed="0" w:defQFormat="0" w:count="376">
     <w:lsdException w:name="Normal" w:uiPriority="0" w:qFormat="1"/>
     <w:lsdException w:name="heading 1" w:uiPriority="9" w:qFormat="1"/>
     <w:lsdException w:name="heading 2" w:semiHidden="1" w:uiPriority="9" w:unhideWhenUsed="1" w:qFormat="1"/>
@@ -919,6 +2315,11 @@
     <w:lsdException w:name="List Table 5 Dark Accent 6" w:uiPriority="50"/>
     <w:lsdException w:name="List Table 6 Colorful Accent 6" w:uiPriority="51"/>
     <w:lsdException w:name="List Table 7 Colorful Accent 6" w:uiPriority="52"/>
+    <w:lsdException w:name="Mention" w:semiHidden="1" w:unhideWhenUsed="1"/>
+    <w:lsdException w:name="Smart Hyperlink" w:semiHidden="1" w:unhideWhenUsed="1"/>
+    <w:lsdException w:name="Hashtag" w:semiHidden="1" w:unhideWhenUsed="1"/>
+    <w:lsdException w:name="Unresolved Mention" w:semiHidden="1" w:unhideWhenUsed="1"/>
+    <w:lsdException w:name="Smart Link" w:semiHidden="1" w:unhideWhenUsed="1"/>
   </w:latentStyles>
   <w:style w:type="paragraph" w:default="1" w:styleId="Normal">
     <w:name w:val="Normal"/>
